--- a/02-train-from-scratch/notes/training-pipeline-explained-zh.docx
+++ b/02-train-from-scratch/notes/training-pipeline-explained-zh.docx
@@ -4,6 +4,7 @@
   <w:body>
     <w:p>
       <w:pPr>
+        <w:pStyle w:val="Heading1"/>
         <w:spacing w:before="200" w:after="80"/>
       </w:pPr>
       <w:r>
@@ -219,6 +220,7 @@
     </w:p>
     <w:p>
       <w:pPr>
+        <w:pStyle w:val="Heading2"/>
         <w:spacing w:before="200" w:after="80"/>
       </w:pPr>
       <w:r>
@@ -234,6 +236,7 @@
     </w:p>
     <w:p>
       <w:pPr>
+        <w:pStyle w:val="Heading3"/>
         <w:spacing w:before="120" w:after="80"/>
       </w:pPr>
       <w:r>
@@ -385,6 +388,7 @@
     </w:p>
     <w:p>
       <w:pPr>
+        <w:pStyle w:val="Heading3"/>
         <w:spacing w:before="120" w:after="80"/>
       </w:pPr>
       <w:r>
@@ -515,6 +519,7 @@
     </w:p>
     <w:p>
       <w:pPr>
+        <w:pStyle w:val="Heading3"/>
         <w:spacing w:before="120" w:after="80"/>
       </w:pPr>
       <w:r>
@@ -700,6 +705,7 @@
     </w:p>
     <w:p>
       <w:pPr>
+        <w:pStyle w:val="Heading2"/>
         <w:spacing w:before="200" w:after="80"/>
       </w:pPr>
       <w:r>
@@ -1635,6 +1641,7 @@
     </w:p>
     <w:p>
       <w:pPr>
+        <w:pStyle w:val="Heading2"/>
         <w:spacing w:before="200" w:after="80"/>
       </w:pPr>
       <w:r>
@@ -2476,6 +2483,7 @@
     </w:p>
     <w:p>
       <w:pPr>
+        <w:pStyle w:val="Heading2"/>
         <w:spacing w:before="200" w:after="80"/>
       </w:pPr>
       <w:r>
@@ -2491,6 +2499,7 @@
     </w:p>
     <w:p>
       <w:pPr>
+        <w:pStyle w:val="Heading3"/>
         <w:spacing w:before="120" w:after="80"/>
       </w:pPr>
       <w:r>
@@ -2605,6 +2614,7 @@
     </w:p>
     <w:p>
       <w:pPr>
+        <w:pStyle w:val="Heading3"/>
         <w:spacing w:before="120" w:after="80"/>
       </w:pPr>
       <w:r>
@@ -2806,6 +2816,7 @@
     </w:p>
     <w:p>
       <w:pPr>
+        <w:pStyle w:val="Heading3"/>
         <w:spacing w:before="120" w:after="80"/>
       </w:pPr>
       <w:r>
@@ -3196,6 +3207,7 @@
     </w:p>
     <w:p>
       <w:pPr>
+        <w:pStyle w:val="Heading3"/>
         <w:spacing w:before="120" w:after="80"/>
       </w:pPr>
       <w:r>
@@ -3478,6 +3490,7 @@
     </w:p>
     <w:p>
       <w:pPr>
+        <w:pStyle w:val="Heading3"/>
         <w:spacing w:before="120" w:after="80"/>
       </w:pPr>
       <w:r>
@@ -3562,6 +3575,7 @@
     </w:p>
     <w:p>
       <w:pPr>
+        <w:pStyle w:val="Heading2"/>
         <w:spacing w:before="200" w:after="80"/>
       </w:pPr>
       <w:r>
@@ -3577,6 +3591,7 @@
     </w:p>
     <w:p>
       <w:pPr>
+        <w:pStyle w:val="Heading3"/>
         <w:spacing w:before="120" w:after="80"/>
       </w:pPr>
       <w:r>
@@ -3710,6 +3725,7 @@
     </w:p>
     <w:p>
       <w:pPr>
+        <w:pStyle w:val="Heading3"/>
         <w:spacing w:before="120" w:after="80"/>
       </w:pPr>
       <w:r>
@@ -3870,6 +3886,7 @@
     </w:p>
     <w:p>
       <w:pPr>
+        <w:pStyle w:val="Heading3"/>
         <w:spacing w:before="120" w:after="80"/>
       </w:pPr>
       <w:r>
@@ -4219,6 +4236,7 @@
     </w:p>
     <w:p>
       <w:pPr>
+        <w:pStyle w:val="Heading3"/>
         <w:spacing w:before="120" w:after="80"/>
       </w:pPr>
       <w:r>
@@ -4284,6 +4302,7 @@
     </w:p>
     <w:p>
       <w:pPr>
+        <w:pStyle w:val="Heading3"/>
         <w:spacing w:before="120" w:after="80"/>
       </w:pPr>
       <w:r>
@@ -4665,6 +4684,7 @@
     </w:p>
     <w:p>
       <w:pPr>
+        <w:pStyle w:val="Heading2"/>
         <w:spacing w:before="200" w:after="80"/>
       </w:pPr>
       <w:r>
@@ -4680,6 +4700,7 @@
     </w:p>
     <w:p>
       <w:pPr>
+        <w:pStyle w:val="Heading3"/>
         <w:spacing w:before="120" w:after="80"/>
       </w:pPr>
       <w:r>
@@ -4763,6 +4784,7 @@
     </w:p>
     <w:p>
       <w:pPr>
+        <w:pStyle w:val="Heading3"/>
         <w:spacing w:before="120" w:after="80"/>
       </w:pPr>
       <w:r>
@@ -4909,6 +4931,7 @@
     </w:p>
     <w:p>
       <w:pPr>
+        <w:pStyle w:val="Heading3"/>
         <w:spacing w:before="120" w:after="80"/>
       </w:pPr>
       <w:r>
@@ -5379,6 +5402,7 @@
     </w:p>
     <w:p>
       <w:pPr>
+        <w:pStyle w:val="Heading3"/>
         <w:spacing w:before="120" w:after="80"/>
       </w:pPr>
       <w:r>
@@ -5480,6 +5504,7 @@
     </w:p>
     <w:p>
       <w:pPr>
+        <w:pStyle w:val="Heading3"/>
         <w:spacing w:before="120" w:after="80"/>
       </w:pPr>
       <w:r>
@@ -5509,6 +5534,7 @@
     </w:p>
     <w:p>
       <w:pPr>
+        <w:pStyle w:val="Heading2"/>
         <w:spacing w:before="200" w:after="80"/>
       </w:pPr>
       <w:r>
@@ -5524,6 +5550,7 @@
     </w:p>
     <w:p>
       <w:pPr>
+        <w:pStyle w:val="Heading3"/>
         <w:spacing w:before="120" w:after="80"/>
       </w:pPr>
       <w:r>
@@ -5589,6 +5616,7 @@
     </w:p>
     <w:p>
       <w:pPr>
+        <w:pStyle w:val="Heading3"/>
         <w:spacing w:before="120" w:after="80"/>
       </w:pPr>
       <w:r>
@@ -5796,6 +5824,7 @@
     </w:p>
     <w:p>
       <w:pPr>
+        <w:pStyle w:val="Heading3"/>
         <w:spacing w:before="120" w:after="80"/>
       </w:pPr>
       <w:r>
@@ -5911,6 +5940,7 @@
     </w:p>
     <w:p>
       <w:pPr>
+        <w:pStyle w:val="Heading3"/>
         <w:spacing w:before="120" w:after="80"/>
       </w:pPr>
       <w:r>
@@ -6076,6 +6106,7 @@
     </w:p>
     <w:p>
       <w:pPr>
+        <w:pStyle w:val="Heading3"/>
         <w:spacing w:before="120" w:after="80"/>
       </w:pPr>
       <w:r>
@@ -6159,6 +6190,7 @@
     </w:p>
     <w:p>
       <w:pPr>
+        <w:pStyle w:val="Heading2"/>
         <w:spacing w:before="200" w:after="80"/>
       </w:pPr>
       <w:r>
@@ -6174,6 +6206,7 @@
     </w:p>
     <w:p>
       <w:pPr>
+        <w:pStyle w:val="Heading3"/>
         <w:spacing w:before="120" w:after="80"/>
       </w:pPr>
       <w:r>
@@ -6230,6 +6263,7 @@
     </w:p>
     <w:p>
       <w:pPr>
+        <w:pStyle w:val="Heading3"/>
         <w:spacing w:before="120" w:after="80"/>
       </w:pPr>
       <w:r>
@@ -6414,6 +6448,7 @@
     </w:p>
     <w:p>
       <w:pPr>
+        <w:pStyle w:val="Heading3"/>
         <w:spacing w:before="120" w:after="80"/>
       </w:pPr>
       <w:r>
@@ -6511,6 +6546,7 @@
     </w:p>
     <w:p>
       <w:pPr>
+        <w:pStyle w:val="Heading3"/>
         <w:spacing w:before="120" w:after="80"/>
       </w:pPr>
       <w:r>
@@ -6709,6 +6745,7 @@
     </w:p>
     <w:p>
       <w:pPr>
+        <w:pStyle w:val="Heading3"/>
         <w:spacing w:before="120" w:after="80"/>
       </w:pPr>
       <w:r>
@@ -7128,6 +7165,7 @@
     </w:p>
     <w:p>
       <w:pPr>
+        <w:pStyle w:val="Heading2"/>
         <w:spacing w:before="200" w:after="80"/>
       </w:pPr>
       <w:r>
@@ -7211,6 +7249,7 @@
     </w:p>
     <w:p>
       <w:pPr>
+        <w:pStyle w:val="Heading3"/>
         <w:spacing w:before="120" w:after="80"/>
       </w:pPr>
       <w:r>
@@ -7369,6 +7408,7 @@
     </w:p>
     <w:p>
       <w:pPr>
+        <w:pStyle w:val="Heading3"/>
         <w:spacing w:before="120" w:after="80"/>
       </w:pPr>
       <w:r>
@@ -7510,6 +7550,7 @@
     </w:p>
     <w:p>
       <w:pPr>
+        <w:pStyle w:val="Heading3"/>
         <w:spacing w:before="120" w:after="80"/>
       </w:pPr>
       <w:r>
@@ -7815,6 +7856,7 @@
     </w:p>
     <w:p>
       <w:pPr>
+        <w:pStyle w:val="Heading3"/>
         <w:spacing w:before="120" w:after="80"/>
       </w:pPr>
       <w:r>
@@ -7987,6 +8029,7 @@
     </w:p>
     <w:p>
       <w:pPr>
+        <w:pStyle w:val="Heading2"/>
         <w:spacing w:before="200" w:after="80"/>
       </w:pPr>
       <w:r>
@@ -8016,6 +8059,7 @@
     </w:p>
     <w:p>
       <w:pPr>
+        <w:pStyle w:val="Heading3"/>
         <w:spacing w:before="120" w:after="80"/>
       </w:pPr>
       <w:r>
@@ -8196,6 +8240,7 @@
     </w:p>
     <w:p>
       <w:pPr>
+        <w:pStyle w:val="Heading3"/>
         <w:spacing w:before="120" w:after="80"/>
       </w:pPr>
       <w:r>
@@ -8343,6 +8388,7 @@
     </w:p>
     <w:p>
       <w:pPr>
+        <w:pStyle w:val="Heading3"/>
         <w:spacing w:before="120" w:after="80"/>
       </w:pPr>
       <w:r>
@@ -8442,6 +8488,7 @@
     </w:p>
     <w:p>
       <w:pPr>
+        <w:pStyle w:val="Heading2"/>
         <w:spacing w:before="200" w:after="80"/>
       </w:pPr>
       <w:r>
@@ -8457,6 +8504,7 @@
     </w:p>
     <w:p>
       <w:pPr>
+        <w:pStyle w:val="Heading3"/>
         <w:spacing w:before="120" w:after="80"/>
       </w:pPr>
       <w:r>
@@ -8568,6 +8616,7 @@
     </w:p>
     <w:p>
       <w:pPr>
+        <w:pStyle w:val="Heading3"/>
         <w:spacing w:before="120" w:after="80"/>
       </w:pPr>
       <w:r>
@@ -8847,6 +8896,7 @@
     </w:p>
     <w:p>
       <w:pPr>
+        <w:pStyle w:val="Heading3"/>
         <w:spacing w:before="120" w:after="80"/>
       </w:pPr>
       <w:r>
@@ -8983,6 +9033,7 @@
     </w:p>
     <w:p>
       <w:pPr>
+        <w:pStyle w:val="Heading2"/>
         <w:spacing w:before="200" w:after="80"/>
       </w:pPr>
       <w:r>
@@ -9559,6 +9610,7 @@
     </w:p>
     <w:p>
       <w:pPr>
+        <w:pStyle w:val="Heading2"/>
         <w:spacing w:before="200" w:after="80"/>
       </w:pPr>
       <w:r>
@@ -10292,7 +10344,7 @@
       <w:outlineLvl w:val="0"/>
     </w:pPr>
     <w:rPr>
-      <w:rFonts w:asciiTheme="majorHAnsi" w:eastAsiaTheme="majorEastAsia" w:hAnsiTheme="majorHAnsi" w:cstheme="majorBidi"/>
+      <w:rFonts w:asciiTheme="majorHAnsi" w:eastAsiaTheme="majorEastAsia" w:hAnsiTheme="majorHAnsi" w:cstheme="majorBidi" w:eastAsia="微软雅黑"/>
       <w:b/>
       <w:bCs/>
       <w:color w:val="365F91" w:themeColor="accent1" w:themeShade="BF"/>
@@ -10316,7 +10368,7 @@
       <w:outlineLvl w:val="1"/>
     </w:pPr>
     <w:rPr>
-      <w:rFonts w:asciiTheme="majorHAnsi" w:eastAsiaTheme="majorEastAsia" w:hAnsiTheme="majorHAnsi" w:cstheme="majorBidi"/>
+      <w:rFonts w:asciiTheme="majorHAnsi" w:eastAsiaTheme="majorEastAsia" w:hAnsiTheme="majorHAnsi" w:cstheme="majorBidi" w:eastAsia="微软雅黑"/>
       <w:b/>
       <w:bCs/>
       <w:color w:val="4F81BD" w:themeColor="accent1"/>
@@ -10340,7 +10392,7 @@
       <w:outlineLvl w:val="2"/>
     </w:pPr>
     <w:rPr>
-      <w:rFonts w:asciiTheme="majorHAnsi" w:eastAsiaTheme="majorEastAsia" w:hAnsiTheme="majorHAnsi" w:cstheme="majorBidi"/>
+      <w:rFonts w:asciiTheme="majorHAnsi" w:eastAsiaTheme="majorEastAsia" w:hAnsiTheme="majorHAnsi" w:cstheme="majorBidi" w:eastAsia="微软雅黑"/>
       <w:b/>
       <w:bCs/>
       <w:color w:val="4F81BD" w:themeColor="accent1"/>
@@ -10363,7 +10415,7 @@
       <w:outlineLvl w:val="3"/>
     </w:pPr>
     <w:rPr>
-      <w:rFonts w:asciiTheme="majorHAnsi" w:eastAsiaTheme="majorEastAsia" w:hAnsiTheme="majorHAnsi" w:cstheme="majorBidi"/>
+      <w:rFonts w:asciiTheme="majorHAnsi" w:eastAsiaTheme="majorEastAsia" w:hAnsiTheme="majorHAnsi" w:cstheme="majorBidi" w:eastAsia="微软雅黑"/>
       <w:b/>
       <w:bCs/>
       <w:i/>
@@ -10388,7 +10440,7 @@
       <w:outlineLvl w:val="4"/>
     </w:pPr>
     <w:rPr>
-      <w:rFonts w:asciiTheme="majorHAnsi" w:eastAsiaTheme="majorEastAsia" w:hAnsiTheme="majorHAnsi" w:cstheme="majorBidi"/>
+      <w:rFonts w:asciiTheme="majorHAnsi" w:eastAsiaTheme="majorEastAsia" w:hAnsiTheme="majorHAnsi" w:cstheme="majorBidi" w:eastAsia="微软雅黑"/>
       <w:color w:val="243F60" w:themeColor="accent1" w:themeShade="7F"/>
     </w:rPr>
   </w:style>
@@ -10409,7 +10461,7 @@
       <w:outlineLvl w:val="5"/>
     </w:pPr>
     <w:rPr>
-      <w:rFonts w:asciiTheme="majorHAnsi" w:eastAsiaTheme="majorEastAsia" w:hAnsiTheme="majorHAnsi" w:cstheme="majorBidi"/>
+      <w:rFonts w:asciiTheme="majorHAnsi" w:eastAsiaTheme="majorEastAsia" w:hAnsiTheme="majorHAnsi" w:cstheme="majorBidi" w:eastAsia="微软雅黑"/>
       <w:i/>
       <w:iCs/>
       <w:color w:val="243F60" w:themeColor="accent1" w:themeShade="7F"/>

--- a/02-train-from-scratch/notes/training-pipeline-explained-zh.docx
+++ b/02-train-from-scratch/notes/training-pipeline-explained-zh.docx
@@ -383,7 +383,7 @@
           <w:i w:val="0"/>
           <w:sz w:val="22"/>
         </w:rPr>
-        <w:t>回答面试问题，而不是背八股。</w:t>
+        <w:t>回答自测问题，而不是背概念。</w:t>
       </w:r>
     </w:p>
     <w:p>
@@ -4247,7 +4247,7 @@
           <w:color w:val="1F3964"/>
           <w:sz w:val="27"/>
         </w:rPr>
-        <w:t>2.4 面试高频：为什么 SFT 的学习率(1e-5)比预训练(5e-4)小这么多？</w:t>
+        <w:t>2.4 核心问题：为什么 SFT 的学习率(1e-5)比预训练(5e-4)小这么多？</w:t>
       </w:r>
     </w:p>
     <w:p>
@@ -5935,7 +5935,7 @@
           <w:i w:val="0"/>
           <w:sz w:val="22"/>
         </w:rPr>
-        <w:t>，这种细节在面试中很有说服力。</w:t>
+        <w:t>，这种理论预测与真实实验吻合的细节，最能加深对原理的理解。</w:t>
       </w:r>
     </w:p>
     <w:p>
@@ -8499,7 +8499,7 @@
           <w:color w:val="1F3964"/>
           <w:sz w:val="32"/>
         </w:rPr>
-        <w:t>8. 如何用这套复现支撑面试</w:t>
+        <w:t>8. 学习成果自检：这套复现覆盖了什么</w:t>
       </w:r>
     </w:p>
     <w:p>
@@ -8515,7 +8515,7 @@
           <w:color w:val="1F3964"/>
           <w:sz w:val="27"/>
         </w:rPr>
-        <w:t>8.1 对照岗位 JD，这套实验覆盖了什么</w:t>
+        <w:t>8.1 能力地图：这套实验覆盖了哪些技术点</w:t>
       </w:r>
     </w:p>
     <w:p>
@@ -8627,7 +8627,7 @@
           <w:color w:val="1F3964"/>
           <w:sz w:val="27"/>
         </w:rPr>
-        <w:t>8.2 高频面试问题与回答抓手（亲手复现的数字最有底气）</w:t>
+        <w:t>8.2 自测问题清单（用亲手跑出的数字回答）</w:t>
       </w:r>
     </w:p>
     <w:p>
@@ -8907,7 +8907,7 @@
           <w:color w:val="1F3964"/>
           <w:sz w:val="27"/>
         </w:rPr>
-        <w:t>8.3 数字速记卡（面试前扫一眼）</w:t>
+        <w:t>8.3 数字速记卡（复习时扫一眼）</w:t>
       </w:r>
     </w:p>
     <w:p>
@@ -9901,7 +9901,7 @@
           <w:color w:val="555555"/>
           <w:sz w:val="21"/>
         </w:rPr>
-        <w:t>上，把工业界训练大模型的"预训练 → 监督微调 → 高效微调 → 偏好对齐 → 可验证强化"主链路完整走一遍，并且每一步都留下对照数据、曲线与客观的负结果分析——这种"能跑通、能讲清、能复现"的能力，正是大模型岗位最看重的工程与理解功底。</w:t>
+        <w:t>上，把工业界训练大模型的"预训练 → 监督微调 → 高效微调 → 偏好对齐 → 可验证强化"主链路完整走一遍，并且每一步都留下对照数据、曲线与客观的负结果分析——这种"能跑通、能讲清、能复现"的能力，正是把大模型训练主链路“跑通、讲清、复现”所需的工程与理解功底。</w:t>
       </w:r>
     </w:p>
     <w:sectPr>

--- a/02-train-from-scratch/notes/training-pipeline-explained-zh.docx
+++ b/02-train-from-scratch/notes/training-pipeline-explained-zh.docx
@@ -12,7 +12,7 @@
           <w:rFonts w:ascii="Times New Roman" w:hAnsi="Times New Roman" w:eastAsia="微软雅黑"/>
           <w:b/>
           <w:i w:val="0"/>
-          <w:color w:val="1F3964"/>
+          <w:color w:val="4E7EBA"/>
           <w:sz w:val="40"/>
         </w:rPr>
         <w:t>动手学大模型训练全流程（单卡复现教程）：Pretrain · SFT · LoRA · DPO · GRPO · RLVR</w:t>
@@ -228,7 +228,7 @@
           <w:rFonts w:ascii="Times New Roman" w:hAnsi="Times New Roman" w:eastAsia="微软雅黑"/>
           <w:b/>
           <w:i w:val="0"/>
-          <w:color w:val="1F3964"/>
+          <w:color w:val="4E7EBA"/>
           <w:sz w:val="32"/>
         </w:rPr>
         <w:t>📖 写在前面：你现在在哪里？</w:t>
@@ -244,7 +244,7 @@
           <w:rFonts w:ascii="Times New Roman" w:hAnsi="Times New Roman" w:eastAsia="微软雅黑"/>
           <w:b/>
           <w:i w:val="0"/>
-          <w:color w:val="1F3964"/>
+          <w:color w:val="4E7EBA"/>
           <w:sz w:val="27"/>
         </w:rPr>
         <w:t>这份教程讲什么？</w:t>
@@ -396,7 +396,7 @@
           <w:rFonts w:ascii="Times New Roman" w:hAnsi="Times New Roman" w:eastAsia="微软雅黑"/>
           <w:b/>
           <w:i w:val="0"/>
-          <w:color w:val="1F3964"/>
+          <w:color w:val="4E7EBA"/>
           <w:sz w:val="27"/>
         </w:rPr>
         <w:t>需要什么基础？</w:t>
@@ -527,7 +527,7 @@
           <w:rFonts w:ascii="Times New Roman" w:hAnsi="Times New Roman" w:eastAsia="微软雅黑"/>
           <w:b/>
           <w:i w:val="0"/>
-          <w:color w:val="1F3964"/>
+          <w:color w:val="4E7EBA"/>
           <w:sz w:val="27"/>
         </w:rPr>
         <w:t>怎么读这份文档？</w:t>
@@ -713,7 +713,7 @@
           <w:rFonts w:ascii="Times New Roman" w:hAnsi="Times New Roman" w:eastAsia="微软雅黑"/>
           <w:b/>
           <w:i w:val="0"/>
-          <w:color w:val="1F3964"/>
+          <w:color w:val="4E7EBA"/>
           <w:sz w:val="32"/>
         </w:rPr>
         <w:t>📚 术语对照表（先收藏，随时回来查）</w:t>
@@ -1649,7 +1649,7 @@
           <w:rFonts w:ascii="Times New Roman" w:hAnsi="Times New Roman" w:eastAsia="微软雅黑"/>
           <w:b/>
           <w:i w:val="0"/>
-          <w:color w:val="1F3964"/>
+          <w:color w:val="4E7EBA"/>
           <w:sz w:val="32"/>
         </w:rPr>
         <w:t>0. 先建立最重要的一张「全景图」</w:t>
@@ -2491,7 +2491,7 @@
           <w:rFonts w:ascii="Times New Roman" w:hAnsi="Times New Roman" w:eastAsia="微软雅黑"/>
           <w:b/>
           <w:i w:val="0"/>
-          <w:color w:val="1F3964"/>
+          <w:color w:val="4E7EBA"/>
           <w:sz w:val="32"/>
         </w:rPr>
         <w:t>1. 预训练 Pretrain：模型到底在学什么？</w:t>
@@ -2507,7 +2507,7 @@
           <w:rFonts w:ascii="Times New Roman" w:hAnsi="Times New Roman" w:eastAsia="微软雅黑"/>
           <w:b/>
           <w:i w:val="0"/>
-          <w:color w:val="1F3964"/>
+          <w:color w:val="4E7EBA"/>
           <w:sz w:val="27"/>
         </w:rPr>
         <w:t>1.1 本质：就是一个超级"完形填空"</w:t>
@@ -2622,7 +2622,7 @@
           <w:rFonts w:ascii="Times New Roman" w:hAnsi="Times New Roman" w:eastAsia="微软雅黑"/>
           <w:b/>
           <w:i w:val="0"/>
-          <w:color w:val="1F3964"/>
+          <w:color w:val="4E7EBA"/>
           <w:sz w:val="27"/>
         </w:rPr>
         <w:t>1.2 loss 是什么？为什么从 7+ 降到 2.5 很重要？</w:t>
@@ -2824,7 +2824,7 @@
           <w:rFonts w:ascii="Times New Roman" w:hAnsi="Times New Roman" w:eastAsia="微软雅黑"/>
           <w:b/>
           <w:i w:val="0"/>
-          <w:color w:val="1F3964"/>
+          <w:color w:val="4E7EBA"/>
           <w:sz w:val="27"/>
         </w:rPr>
         <w:t>1.3 对照真实实验（这是最该看懂的一组对照）</w:t>
@@ -3215,7 +3215,7 @@
           <w:rFonts w:ascii="Times New Roman" w:hAnsi="Times New Roman" w:eastAsia="微软雅黑"/>
           <w:b/>
           <w:i w:val="0"/>
-          <w:color w:val="1F3964"/>
+          <w:color w:val="4E7EBA"/>
           <w:sz w:val="27"/>
         </w:rPr>
         <w:t>1.4 这一阶段的高频名词（一次性讲清）</w:t>
@@ -3498,7 +3498,7 @@
           <w:rFonts w:ascii="Times New Roman" w:hAnsi="Times New Roman" w:eastAsia="微软雅黑"/>
           <w:b/>
           <w:i w:val="0"/>
-          <w:color w:val="1F3964"/>
+          <w:color w:val="4E7EBA"/>
           <w:sz w:val="27"/>
         </w:rPr>
         <w:t>1.5 产出</w:t>
@@ -3583,7 +3583,7 @@
           <w:rFonts w:ascii="Times New Roman" w:hAnsi="Times New Roman" w:eastAsia="微软雅黑"/>
           <w:b/>
           <w:i w:val="0"/>
-          <w:color w:val="1F3964"/>
+          <w:color w:val="4E7EBA"/>
           <w:sz w:val="32"/>
         </w:rPr>
         <w:t>2. 监督微调 SFT：为什么"博览群书"之后还要"上培训班"？</w:t>
@@ -3599,7 +3599,7 @@
           <w:rFonts w:ascii="Times New Roman" w:hAnsi="Times New Roman" w:eastAsia="微软雅黑"/>
           <w:b/>
           <w:i w:val="0"/>
-          <w:color w:val="1F3964"/>
+          <w:color w:val="4E7EBA"/>
           <w:sz w:val="27"/>
         </w:rPr>
         <w:t>2.1 一个最有说服力的现象（消融实验）</w:t>
@@ -3733,7 +3733,7 @@
           <w:rFonts w:ascii="Times New Roman" w:hAnsi="Times New Roman" w:eastAsia="微软雅黑"/>
           <w:b/>
           <w:i w:val="0"/>
-          <w:color w:val="1F3964"/>
+          <w:color w:val="4E7EBA"/>
           <w:sz w:val="27"/>
         </w:rPr>
         <w:t>2.2 SFT 具体做了什么？</w:t>
@@ -3894,7 +3894,7 @@
           <w:rFonts w:ascii="Times New Roman" w:hAnsi="Times New Roman" w:eastAsia="微软雅黑"/>
           <w:b/>
           <w:i w:val="0"/>
-          <w:color w:val="1F3964"/>
+          <w:color w:val="4E7EBA"/>
           <w:sz w:val="27"/>
         </w:rPr>
         <w:t>2.3 对照真实数字</w:t>
@@ -4244,7 +4244,7 @@
           <w:rFonts w:ascii="Times New Roman" w:hAnsi="Times New Roman" w:eastAsia="微软雅黑"/>
           <w:b/>
           <w:i w:val="0"/>
-          <w:color w:val="1F3964"/>
+          <w:color w:val="4E7EBA"/>
           <w:sz w:val="27"/>
         </w:rPr>
         <w:t>2.4 核心问题：为什么 SFT 的学习率(1e-5)比预训练(5e-4)小这么多？</w:t>
@@ -4310,7 +4310,7 @@
           <w:rFonts w:ascii="Times New Roman" w:hAnsi="Times New Roman" w:eastAsia="微软雅黑"/>
           <w:b/>
           <w:i w:val="0"/>
-          <w:color w:val="1F3964"/>
+          <w:color w:val="4E7EBA"/>
           <w:sz w:val="27"/>
         </w:rPr>
         <w:t>2.5 Pretrain vs SFT 一张表分清</w:t>
@@ -4692,7 +4692,7 @@
           <w:rFonts w:ascii="Times New Roman" w:hAnsi="Times New Roman" w:eastAsia="微软雅黑"/>
           <w:b/>
           <w:i w:val="0"/>
-          <w:color w:val="1F3964"/>
+          <w:color w:val="4E7EBA"/>
           <w:sz w:val="32"/>
         </w:rPr>
         <w:t>3. LoRA：为什么只训练 0.61% 的参数就够了？</w:t>
@@ -4708,7 +4708,7 @@
           <w:rFonts w:ascii="Times New Roman" w:hAnsi="Times New Roman" w:eastAsia="微软雅黑"/>
           <w:b/>
           <w:i w:val="0"/>
-          <w:color w:val="1F3964"/>
+          <w:color w:val="4E7EBA"/>
           <w:sz w:val="27"/>
         </w:rPr>
         <w:t>3.1 先讲痛点</w:t>
@@ -4792,7 +4792,7 @@
           <w:rFonts w:ascii="Times New Roman" w:hAnsi="Times New Roman" w:eastAsia="微软雅黑"/>
           <w:b/>
           <w:i w:val="0"/>
-          <w:color w:val="1F3964"/>
+          <w:color w:val="4E7EBA"/>
           <w:sz w:val="27"/>
         </w:rPr>
         <w:t>3.2 LoRA 的思路（小白版）</w:t>
@@ -4939,7 +4939,7 @@
           <w:rFonts w:ascii="Times New Roman" w:hAnsi="Times New Roman" w:eastAsia="微软雅黑"/>
           <w:b/>
           <w:i w:val="0"/>
-          <w:color w:val="1F3964"/>
+          <w:color w:val="4E7EBA"/>
           <w:sz w:val="27"/>
         </w:rPr>
         <w:t>3.3 真实对比（这组数字很能说明问题）</w:t>
@@ -5410,7 +5410,7 @@
           <w:rFonts w:ascii="Times New Roman" w:hAnsi="Times New Roman" w:eastAsia="微软雅黑"/>
           <w:b/>
           <w:i w:val="0"/>
-          <w:color w:val="1F3964"/>
+          <w:color w:val="4E7EBA"/>
           <w:sz w:val="27"/>
         </w:rPr>
         <w:t>3.4 loss 不降，为什么反而是"对的"？</w:t>
@@ -5512,7 +5512,7 @@
           <w:rFonts w:ascii="Times New Roman" w:hAnsi="Times New Roman" w:eastAsia="微软雅黑"/>
           <w:b/>
           <w:i w:val="0"/>
-          <w:color w:val="1F3964"/>
+          <w:color w:val="4E7EBA"/>
           <w:sz w:val="27"/>
         </w:rPr>
         <w:t>3.5 什么时候用 LoRA</w:t>
@@ -5542,7 +5542,7 @@
           <w:rFonts w:ascii="Times New Roman" w:hAnsi="Times New Roman" w:eastAsia="微软雅黑"/>
           <w:b/>
           <w:i w:val="0"/>
-          <w:color w:val="1F3964"/>
+          <w:color w:val="4E7EBA"/>
           <w:sz w:val="32"/>
         </w:rPr>
         <w:t>4. DPO：不训练"评委模型"，也能教模型品味</w:t>
@@ -5558,7 +5558,7 @@
           <w:rFonts w:ascii="Times New Roman" w:hAnsi="Times New Roman" w:eastAsia="微软雅黑"/>
           <w:b/>
           <w:i w:val="0"/>
-          <w:color w:val="1F3964"/>
+          <w:color w:val="4E7EBA"/>
           <w:sz w:val="27"/>
         </w:rPr>
         <w:t>4.1 要解决什么问题</w:t>
@@ -5624,7 +5624,7 @@
           <w:rFonts w:ascii="Times New Roman" w:hAnsi="Times New Roman" w:eastAsia="微软雅黑"/>
           <w:b/>
           <w:i w:val="0"/>
-          <w:color w:val="1F3964"/>
+          <w:color w:val="4E7EBA"/>
           <w:sz w:val="27"/>
         </w:rPr>
         <w:t>4.2 DPO 的思路：直接给它"好答案 vs 坏答案"</w:t>
@@ -5832,7 +5832,7 @@
           <w:rFonts w:ascii="Times New Roman" w:hAnsi="Times New Roman" w:eastAsia="微软雅黑"/>
           <w:b/>
           <w:i w:val="0"/>
-          <w:color w:val="1F3964"/>
+          <w:color w:val="4E7EBA"/>
           <w:sz w:val="27"/>
         </w:rPr>
         <w:t>4.3 为什么 DPO loss 一开始正好是 0.693？（高频细节）</w:t>
@@ -5948,7 +5948,7 @@
           <w:rFonts w:ascii="Times New Roman" w:hAnsi="Times New Roman" w:eastAsia="微软雅黑"/>
           <w:b/>
           <w:i w:val="0"/>
-          <w:color w:val="1F3964"/>
+          <w:color w:val="4E7EBA"/>
           <w:sz w:val="27"/>
         </w:rPr>
         <w:t>4.4 真实数据：为什么曲线"抖"、学习率为什么极小</w:t>
@@ -6114,7 +6114,7 @@
           <w:rFonts w:ascii="Times New Roman" w:hAnsi="Times New Roman" w:eastAsia="微软雅黑"/>
           <w:b/>
           <w:i w:val="0"/>
-          <w:color w:val="1F3964"/>
+          <w:color w:val="4E7EBA"/>
           <w:sz w:val="27"/>
         </w:rPr>
         <w:t>4.5 一个重要认知：DPO 只改"偏好 / 风格"，不增加知识</w:t>
@@ -6198,7 +6198,7 @@
           <w:rFonts w:ascii="Times New Roman" w:hAnsi="Times New Roman" w:eastAsia="微软雅黑"/>
           <w:b/>
           <w:i w:val="0"/>
-          <w:color w:val="1F3964"/>
+          <w:color w:val="4E7EBA"/>
           <w:sz w:val="32"/>
         </w:rPr>
         <w:t>5. GRPO：让模型"自己跟自己比"来变强</w:t>
@@ -6214,7 +6214,7 @@
           <w:rFonts w:ascii="Times New Roman" w:hAnsi="Times New Roman" w:eastAsia="微软雅黑"/>
           <w:b/>
           <w:i w:val="0"/>
-          <w:color w:val="1F3964"/>
+          <w:color w:val="4E7EBA"/>
           <w:sz w:val="27"/>
         </w:rPr>
         <w:t>5.1 有了 DPO 为什么还要 GRPO？</w:t>
@@ -6271,7 +6271,7 @@
           <w:rFonts w:ascii="Times New Roman" w:hAnsi="Times New Roman" w:eastAsia="微软雅黑"/>
           <w:b/>
           <w:i w:val="0"/>
-          <w:color w:val="1F3964"/>
+          <w:color w:val="4E7EBA"/>
           <w:sz w:val="27"/>
         </w:rPr>
         <w:t>5.2 工作流程（小白版）</w:t>
@@ -6456,7 +6456,7 @@
           <w:rFonts w:ascii="Times New Roman" w:hAnsi="Times New Roman" w:eastAsia="微软雅黑"/>
           <w:b/>
           <w:i w:val="0"/>
-          <w:color w:val="1F3964"/>
+          <w:color w:val="4E7EBA"/>
           <w:sz w:val="27"/>
         </w:rPr>
         <w:t>5.3 为什么 GRPO 特别慢？</w:t>
@@ -6554,7 +6554,7 @@
           <w:rFonts w:ascii="Times New Roman" w:hAnsi="Times New Roman" w:eastAsia="微软雅黑"/>
           <w:b/>
           <w:i w:val="0"/>
-          <w:color w:val="1F3964"/>
+          <w:color w:val="4E7EBA"/>
           <w:sz w:val="27"/>
         </w:rPr>
         <w:t>5.4 真实结果（300 步，单卡）</w:t>
@@ -6753,7 +6753,7 @@
           <w:rFonts w:ascii="Times New Roman" w:hAnsi="Times New Roman" w:eastAsia="微软雅黑"/>
           <w:b/>
           <w:i w:val="0"/>
-          <w:color w:val="1F3964"/>
+          <w:color w:val="4E7EBA"/>
           <w:sz w:val="27"/>
         </w:rPr>
         <w:t>5.5 三种"对齐 / 强化"方法横向对比</w:t>
@@ -7173,7 +7173,7 @@
           <w:rFonts w:ascii="Times New Roman" w:hAnsi="Times New Roman" w:eastAsia="微软雅黑"/>
           <w:b/>
           <w:i w:val="0"/>
-          <w:color w:val="1F3964"/>
+          <w:color w:val="4E7EBA"/>
           <w:sz w:val="32"/>
         </w:rPr>
         <w:t>6. 可验证奖励 RLVR：让"对错"成为奖励，把正确率刷上去</w:t>
@@ -7257,7 +7257,7 @@
           <w:rFonts w:ascii="Times New Roman" w:hAnsi="Times New Roman" w:eastAsia="微软雅黑"/>
           <w:b/>
           <w:i w:val="0"/>
-          <w:color w:val="1F3964"/>
+          <w:color w:val="4E7EBA"/>
           <w:sz w:val="27"/>
         </w:rPr>
         <w:t>6.1 关键前提：先 SFT 到"甜区"，RL 才有用</w:t>
@@ -7416,7 +7416,7 @@
           <w:rFonts w:ascii="Times New Roman" w:hAnsi="Times New Roman" w:eastAsia="微软雅黑"/>
           <w:b/>
           <w:i w:val="0"/>
-          <w:color w:val="1F3964"/>
+          <w:color w:val="4E7EBA"/>
           <w:sz w:val="27"/>
         </w:rPr>
         <w:t>6.2 任务与复现设置</w:t>
@@ -7558,7 +7558,7 @@
           <w:rFonts w:ascii="Times New Roman" w:hAnsi="Times New Roman" w:eastAsia="微软雅黑"/>
           <w:b/>
           <w:i w:val="0"/>
-          <w:color w:val="1F3964"/>
+          <w:color w:val="4E7EBA"/>
           <w:sz w:val="27"/>
         </w:rPr>
         <w:t>6.3 真实结果（独立 120 题，多种子）</w:t>
@@ -7864,7 +7864,7 @@
           <w:rFonts w:ascii="Times New Roman" w:hAnsi="Times New Roman" w:eastAsia="微软雅黑"/>
           <w:b/>
           <w:i w:val="0"/>
-          <w:color w:val="1F3964"/>
+          <w:color w:val="4E7EBA"/>
           <w:sz w:val="27"/>
         </w:rPr>
         <w:t>6.4 三组"失败对照"比成功更有价值</w:t>
@@ -8037,7 +8037,7 @@
           <w:rFonts w:ascii="Times New Roman" w:hAnsi="Times New Roman" w:eastAsia="微软雅黑"/>
           <w:b/>
           <w:i w:val="0"/>
-          <w:color w:val="1F3964"/>
+          <w:color w:val="4E7EBA"/>
           <w:sz w:val="32"/>
         </w:rPr>
         <w:t>7. 看懂训练日志：把指标变成可迁移的能力</w:t>
@@ -8067,7 +8067,7 @@
           <w:rFonts w:ascii="Times New Roman" w:hAnsi="Times New Roman" w:eastAsia="微软雅黑"/>
           <w:b/>
           <w:i w:val="0"/>
-          <w:color w:val="1F3964"/>
+          <w:color w:val="4E7EBA"/>
           <w:sz w:val="27"/>
         </w:rPr>
         <w:t>7.1 loss 曲线怎么看</w:t>
@@ -8248,7 +8248,7 @@
           <w:rFonts w:ascii="Times New Roman" w:hAnsi="Times New Roman" w:eastAsia="微软雅黑"/>
           <w:b/>
           <w:i w:val="0"/>
-          <w:color w:val="1F3964"/>
+          <w:color w:val="4E7EBA"/>
           <w:sz w:val="27"/>
         </w:rPr>
         <w:t>7.2 资源类指标</w:t>
@@ -8396,7 +8396,7 @@
           <w:rFonts w:ascii="Times New Roman" w:hAnsi="Times New Roman" w:eastAsia="微软雅黑"/>
           <w:b/>
           <w:i w:val="0"/>
-          <w:color w:val="1F3964"/>
+          <w:color w:val="4E7EBA"/>
           <w:sz w:val="27"/>
         </w:rPr>
         <w:t>7.3 两个思想方法</w:t>
@@ -8496,7 +8496,7 @@
           <w:rFonts w:ascii="Times New Roman" w:hAnsi="Times New Roman" w:eastAsia="微软雅黑"/>
           <w:b/>
           <w:i w:val="0"/>
-          <w:color w:val="1F3964"/>
+          <w:color w:val="4E7EBA"/>
           <w:sz w:val="32"/>
         </w:rPr>
         <w:t>8. 学习成果自检：这套复现覆盖了什么</w:t>
@@ -8512,7 +8512,7 @@
           <w:rFonts w:ascii="Times New Roman" w:hAnsi="Times New Roman" w:eastAsia="微软雅黑"/>
           <w:b/>
           <w:i w:val="0"/>
-          <w:color w:val="1F3964"/>
+          <w:color w:val="4E7EBA"/>
           <w:sz w:val="27"/>
         </w:rPr>
         <w:t>8.1 能力地图：这套实验覆盖了哪些技术点</w:t>
@@ -8624,7 +8624,7 @@
           <w:rFonts w:ascii="Times New Roman" w:hAnsi="Times New Roman" w:eastAsia="微软雅黑"/>
           <w:b/>
           <w:i w:val="0"/>
-          <w:color w:val="1F3964"/>
+          <w:color w:val="4E7EBA"/>
           <w:sz w:val="27"/>
         </w:rPr>
         <w:t>8.2 自测问题清单（用亲手跑出的数字回答）</w:t>
@@ -8904,7 +8904,7 @@
           <w:rFonts w:ascii="Times New Roman" w:hAnsi="Times New Roman" w:eastAsia="微软雅黑"/>
           <w:b/>
           <w:i w:val="0"/>
-          <w:color w:val="1F3964"/>
+          <w:color w:val="4E7EBA"/>
           <w:sz w:val="27"/>
         </w:rPr>
         <w:t>8.3 数字速记卡（复习时扫一眼）</w:t>
@@ -9041,7 +9041,7 @@
           <w:rFonts w:ascii="Times New Roman" w:hAnsi="Times New Roman" w:eastAsia="微软雅黑"/>
           <w:b/>
           <w:i w:val="0"/>
-          <w:color w:val="1F3964"/>
+          <w:color w:val="4E7EBA"/>
           <w:sz w:val="32"/>
         </w:rPr>
         <w:t>9. 名词小词典（随时回查）</w:t>
@@ -9618,7 +9618,7 @@
           <w:rFonts w:ascii="Times New Roman" w:hAnsi="Times New Roman" w:eastAsia="微软雅黑"/>
           <w:b/>
           <w:i w:val="0"/>
-          <w:color w:val="1F3964"/>
+          <w:color w:val="4E7EBA"/>
           <w:sz w:val="32"/>
         </w:rPr>
         <w:t>10. 复现与继续学习顺序</w:t>
@@ -10347,7 +10347,7 @@
       <w:rFonts w:asciiTheme="majorHAnsi" w:eastAsiaTheme="majorEastAsia" w:hAnsiTheme="majorHAnsi" w:cstheme="majorBidi" w:eastAsia="微软雅黑"/>
       <w:b/>
       <w:bCs/>
-      <w:color w:val="365F91" w:themeColor="accent1" w:themeShade="BF"/>
+      <w:color w:val="4E7EBA"/>
       <w:sz w:val="28"/>
       <w:szCs w:val="28"/>
     </w:rPr>
@@ -10371,7 +10371,7 @@
       <w:rFonts w:asciiTheme="majorHAnsi" w:eastAsiaTheme="majorEastAsia" w:hAnsiTheme="majorHAnsi" w:cstheme="majorBidi" w:eastAsia="微软雅黑"/>
       <w:b/>
       <w:bCs/>
-      <w:color w:val="4F81BD" w:themeColor="accent1"/>
+      <w:color w:val="4E7EBA"/>
       <w:sz w:val="26"/>
       <w:szCs w:val="26"/>
     </w:rPr>
@@ -10395,7 +10395,7 @@
       <w:rFonts w:asciiTheme="majorHAnsi" w:eastAsiaTheme="majorEastAsia" w:hAnsiTheme="majorHAnsi" w:cstheme="majorBidi" w:eastAsia="微软雅黑"/>
       <w:b/>
       <w:bCs/>
-      <w:color w:val="4F81BD" w:themeColor="accent1"/>
+      <w:color w:val="4E7EBA"/>
     </w:rPr>
   </w:style>
   <w:style w:type="paragraph" w:styleId="Heading4">
@@ -10420,7 +10420,7 @@
       <w:bCs/>
       <w:i/>
       <w:iCs/>
-      <w:color w:val="4F81BD" w:themeColor="accent1"/>
+      <w:color w:val="4E7EBA"/>
     </w:rPr>
   </w:style>
   <w:style w:type="paragraph" w:styleId="Heading5">
